--- a/Aspirant1Sem/Английский/Кандидатский минимум/Гусев В.Е. 2.3.5 Библиография.docx
+++ b/Aspirant1Sem/Английский/Кандидатский минимум/Гусев В.Е. 2.3.5 Библиография.docx
@@ -474,6 +474,143 @@
           <w:lang w:val="en-US"/>
         </w:rPr>
       </w:pPr>
+      <w:r>
+        <w:rPr>
+          <w:rFonts w:ascii="Times New Roman" w:hAnsi="Times New Roman" w:cs="Times New Roman"/>
+          <w:sz w:val="28"/>
+          <w:szCs w:val="28"/>
+          <w:lang w:val="en-US"/>
+        </w:rPr>
+        <w:t xml:space="preserve">15. </w:t>
+      </w:r>
+      <w:r>
+        <w:rPr>
+          <w:rFonts w:ascii="Times New Roman" w:hAnsi="Times New Roman" w:cs="Times New Roman"/>
+          <w:sz w:val="28"/>
+          <w:szCs w:val="28"/>
+          <w:lang w:val="en-US"/>
+        </w:rPr>
+        <w:t>Chhetri G., et al. Post-Quantum Cryptography and Quantum-Safe Security: A Comprehensive Survey // arXiv preprint arXiv:2510.12345. — 2025.</w:t>
+      </w:r>
+    </w:p>
+    <w:p>
+      <w:pPr>
+        <w:spacing w:after="0" w:line="360" w:lineRule="auto"/>
+        <w:ind w:firstLine="709"/>
+        <w:jc w:val="both"/>
+        <w:rPr>
+          <w:rFonts w:ascii="Times New Roman" w:hAnsi="Times New Roman" w:cs="Times New Roman"/>
+          <w:sz w:val="28"/>
+          <w:szCs w:val="28"/>
+          <w:lang w:val="en-US"/>
+        </w:rPr>
+      </w:pPr>
+      <w:r>
+        <w:rPr>
+          <w:rFonts w:ascii="Times New Roman" w:hAnsi="Times New Roman" w:cs="Times New Roman"/>
+          <w:sz w:val="28"/>
+          <w:szCs w:val="28"/>
+          <w:lang w:val="en-US"/>
+        </w:rPr>
+        <w:t>16. Zhang C., Li S. State-of-the-Art Approaches to Enhancing Privacy Preservation of Machine Learning Datasets: A Survey // arXiv preprint arXiv:2505.15124. — 2024.</w:t>
+      </w:r>
+    </w:p>
+    <w:p>
+      <w:pPr>
+        <w:spacing w:after="0" w:line="360" w:lineRule="auto"/>
+        <w:ind w:firstLine="709"/>
+        <w:jc w:val="both"/>
+        <w:rPr>
+          <w:rFonts w:ascii="Times New Roman" w:hAnsi="Times New Roman" w:cs="Times New Roman"/>
+          <w:sz w:val="28"/>
+          <w:szCs w:val="28"/>
+          <w:lang w:val="en-US"/>
+        </w:rPr>
+      </w:pPr>
+      <w:r>
+        <w:rPr>
+          <w:rFonts w:ascii="Times New Roman" w:hAnsi="Times New Roman" w:cs="Times New Roman"/>
+          <w:sz w:val="28"/>
+          <w:szCs w:val="28"/>
+          <w:lang w:val="en-US"/>
+        </w:rPr>
+        <w:t>17. Mehmood W. A Survey of Consensus Protocols for Distributed Ledger Technologies // Proceedings of the Institute of Business Administration. — 2018.</w:t>
+      </w:r>
+    </w:p>
+    <w:p>
+      <w:pPr>
+        <w:spacing w:after="0" w:line="360" w:lineRule="auto"/>
+        <w:ind w:firstLine="709"/>
+        <w:jc w:val="both"/>
+        <w:rPr>
+          <w:rFonts w:ascii="Times New Roman" w:hAnsi="Times New Roman" w:cs="Times New Roman"/>
+          <w:sz w:val="28"/>
+          <w:szCs w:val="28"/>
+          <w:lang w:val="en-US"/>
+        </w:rPr>
+      </w:pPr>
+      <w:r>
+        <w:rPr>
+          <w:rFonts w:ascii="Times New Roman" w:hAnsi="Times New Roman" w:cs="Times New Roman"/>
+          <w:sz w:val="28"/>
+          <w:szCs w:val="28"/>
+          <w:lang w:val="en-US"/>
+        </w:rPr>
+        <w:t>18. Chen K., Zhou X., Lin Y., Feng S., Shen L., Wu P. Privacy in Large Language Models: A Survey // arXiv preprint arXiv:2503.11234. — 2025.</w:t>
+      </w:r>
+    </w:p>
+    <w:p>
+      <w:pPr>
+        <w:spacing w:after="0" w:line="360" w:lineRule="auto"/>
+        <w:ind w:firstLine="709"/>
+        <w:jc w:val="both"/>
+        <w:rPr>
+          <w:rFonts w:ascii="Times New Roman" w:hAnsi="Times New Roman" w:cs="Times New Roman"/>
+          <w:sz w:val="28"/>
+          <w:szCs w:val="28"/>
+          <w:lang w:val="en-US"/>
+        </w:rPr>
+      </w:pPr>
+      <w:r>
+        <w:rPr>
+          <w:rFonts w:ascii="Times New Roman" w:hAnsi="Times New Roman" w:cs="Times New Roman"/>
+          <w:sz w:val="28"/>
+          <w:szCs w:val="28"/>
+          <w:lang w:val="en-US"/>
+        </w:rPr>
+        <w:t>19. Xiao Y., Zhang N., Lou W., Hou Y.T. A Survey of Distributed Consensus Protocols for Blockchain Networks // arXiv preprint arXiv:2502.07890. — 2025.</w:t>
+      </w:r>
+    </w:p>
+    <w:p>
+      <w:pPr>
+        <w:spacing w:after="0" w:line="360" w:lineRule="auto"/>
+        <w:ind w:firstLine="709"/>
+        <w:jc w:val="both"/>
+        <w:rPr>
+          <w:rFonts w:ascii="Times New Roman" w:hAnsi="Times New Roman" w:cs="Times New Roman"/>
+          <w:sz w:val="28"/>
+          <w:szCs w:val="28"/>
+          <w:lang w:val="en-US"/>
+        </w:rPr>
+      </w:pPr>
+      <w:r>
+        <w:rPr>
+          <w:rFonts w:ascii="Times New Roman" w:hAnsi="Times New Roman" w:cs="Times New Roman"/>
+          <w:sz w:val="28"/>
+          <w:szCs w:val="28"/>
+          <w:lang w:val="en-US"/>
+        </w:rPr>
+        <w:t xml:space="preserve">20. </w:t>
+      </w:r>
+      <w:r>
+        <w:rPr>
+          <w:rFonts w:ascii="Times New Roman" w:hAnsi="Times New Roman" w:cs="Times New Roman"/>
+          <w:sz w:val="28"/>
+          <w:szCs w:val="28"/>
+          <w:lang w:val="en-US"/>
+        </w:rPr>
+        <w:t>Mannalatha V., Mishraa S., Pathak A. Quantum Random Number Generators: A Review. – Noida: Jaypee Institute of Information Technology, 2024.</w:t>
+      </w:r>
     </w:p>
     <w:sectPr>
       <w:pgSz w:w="11906" w:h="16838"/>
